--- a/Angel Portfolio/public/assets/CV/Angel Sara Mathew_CV  .docx
+++ b/Angel Portfolio/public/assets/CV/Angel Sara Mathew_CV  .docx
@@ -2373,794 +2373,6 @@
         <w:spacing w:before="240" w:after="240"/>
       </w:pPr>
     </w:p>
-    <w:p>
-      <w:pPr>
-        <w:pStyle w:val="ListParagraph"/>
-        <w:spacing w:before="240" w:after="240"/>
-        <w:rPr>
-          <w:b/>
-          <w:bCs/>
-          <w:u w:val="single"/>
-        </w:rPr>
-      </w:pPr>
-      <w:r>
-        <w:rPr>
-          <w:b/>
-          <w:bCs/>
-        </w:rPr>
-        <w:t xml:space="preserve">                                    </w:t>
-      </w:r>
-      <w:r>
-        <w:rPr>
-          <w:b/>
-          <w:bCs/>
-          <w:u w:val="single"/>
-        </w:rPr>
-        <w:t>Certificates:</w:t>
-      </w:r>
-    </w:p>
-    <w:p>
-      <w:pPr>
-        <w:spacing w:before="240" w:after="240"/>
-      </w:pPr>
-      <w:r>
-        <w:rPr>
-          <w:noProof/>
-        </w:rPr>
-        <w:drawing>
-          <wp:anchor distT="0" distB="0" distL="114300" distR="114300" simplePos="0" relativeHeight="251666432" behindDoc="0" locked="0" layoutInCell="1" allowOverlap="1" wp14:anchorId="50C46129" wp14:editId="1C895419">
-            <wp:simplePos x="0" y="0"/>
-            <wp:positionH relativeFrom="column">
-              <wp:posOffset>4160520</wp:posOffset>
-            </wp:positionH>
-            <wp:positionV relativeFrom="paragraph">
-              <wp:posOffset>231140</wp:posOffset>
-            </wp:positionV>
-            <wp:extent cx="1877695" cy="1356360"/>
-            <wp:effectExtent l="0" t="0" r="8255" b="0"/>
-            <wp:wrapSquare wrapText="bothSides"/>
-            <wp:docPr id="38368540" name="Picture 6"/>
-            <wp:cNvGraphicFramePr>
-              <a:graphicFrameLocks xmlns:a="http://schemas.openxmlformats.org/drawingml/2006/main" noChangeAspect="1"/>
-            </wp:cNvGraphicFramePr>
-            <a:graphic xmlns:a="http://schemas.openxmlformats.org/drawingml/2006/main">
-              <a:graphicData uri="http://schemas.openxmlformats.org/drawingml/2006/picture">
-                <pic:pic xmlns:pic="http://schemas.openxmlformats.org/drawingml/2006/picture">
-                  <pic:nvPicPr>
-                    <pic:cNvPr id="0" name="Picture 3"/>
-                    <pic:cNvPicPr>
-                      <a:picLocks noChangeAspect="1" noChangeArrowheads="1"/>
-                    </pic:cNvPicPr>
-                  </pic:nvPicPr>
-                  <pic:blipFill>
-                    <a:blip r:embed="rId9" cstate="print">
-                      <a:extLst>
-                        <a:ext uri="{28A0092B-C50C-407E-A947-70E740481C1C}">
-                          <a14:useLocalDpi xmlns:a14="http://schemas.microsoft.com/office/drawing/2010/main" val="0"/>
-                        </a:ext>
-                      </a:extLst>
-                    </a:blip>
-                    <a:srcRect/>
-                    <a:stretch>
-                      <a:fillRect/>
-                    </a:stretch>
-                  </pic:blipFill>
-                  <pic:spPr bwMode="auto">
-                    <a:xfrm>
-                      <a:off x="0" y="0"/>
-                      <a:ext cx="1877695" cy="1356360"/>
-                    </a:xfrm>
-                    <a:prstGeom prst="rect">
-                      <a:avLst/>
-                    </a:prstGeom>
-                    <a:noFill/>
-                    <a:ln>
-                      <a:noFill/>
-                    </a:ln>
-                  </pic:spPr>
-                </pic:pic>
-              </a:graphicData>
-            </a:graphic>
-            <wp14:sizeRelH relativeFrom="margin">
-              <wp14:pctWidth>0</wp14:pctWidth>
-            </wp14:sizeRelH>
-            <wp14:sizeRelV relativeFrom="margin">
-              <wp14:pctHeight>0</wp14:pctHeight>
-            </wp14:sizeRelV>
-          </wp:anchor>
-        </w:drawing>
-      </w:r>
-      <w:r>
-        <w:rPr>
-          <w:noProof/>
-        </w:rPr>
-        <w:drawing>
-          <wp:anchor distT="0" distB="0" distL="114300" distR="114300" simplePos="0" relativeHeight="251664384" behindDoc="0" locked="0" layoutInCell="1" allowOverlap="1" wp14:anchorId="18F66D8E" wp14:editId="6A8DF8FF">
-            <wp:simplePos x="0" y="0"/>
-            <wp:positionH relativeFrom="column">
-              <wp:posOffset>2133600</wp:posOffset>
-            </wp:positionH>
-            <wp:positionV relativeFrom="paragraph">
-              <wp:posOffset>204470</wp:posOffset>
-            </wp:positionV>
-            <wp:extent cx="1927860" cy="1379855"/>
-            <wp:effectExtent l="0" t="0" r="0" b="0"/>
-            <wp:wrapSquare wrapText="bothSides"/>
-            <wp:docPr id="376395904" name="Picture 5"/>
-            <wp:cNvGraphicFramePr>
-              <a:graphicFrameLocks xmlns:a="http://schemas.openxmlformats.org/drawingml/2006/main" noChangeAspect="1"/>
-            </wp:cNvGraphicFramePr>
-            <a:graphic xmlns:a="http://schemas.openxmlformats.org/drawingml/2006/main">
-              <a:graphicData uri="http://schemas.openxmlformats.org/drawingml/2006/picture">
-                <pic:pic xmlns:pic="http://schemas.openxmlformats.org/drawingml/2006/picture">
-                  <pic:nvPicPr>
-                    <pic:cNvPr id="0" name="Picture 2"/>
-                    <pic:cNvPicPr>
-                      <a:picLocks noChangeAspect="1" noChangeArrowheads="1"/>
-                    </pic:cNvPicPr>
-                  </pic:nvPicPr>
-                  <pic:blipFill>
-                    <a:blip r:embed="rId10" cstate="print">
-                      <a:extLst>
-                        <a:ext uri="{28A0092B-C50C-407E-A947-70E740481C1C}">
-                          <a14:useLocalDpi xmlns:a14="http://schemas.microsoft.com/office/drawing/2010/main" val="0"/>
-                        </a:ext>
-                      </a:extLst>
-                    </a:blip>
-                    <a:srcRect/>
-                    <a:stretch>
-                      <a:fillRect/>
-                    </a:stretch>
-                  </pic:blipFill>
-                  <pic:spPr bwMode="auto">
-                    <a:xfrm>
-                      <a:off x="0" y="0"/>
-                      <a:ext cx="1927860" cy="1379855"/>
-                    </a:xfrm>
-                    <a:prstGeom prst="rect">
-                      <a:avLst/>
-                    </a:prstGeom>
-                    <a:noFill/>
-                    <a:ln>
-                      <a:noFill/>
-                    </a:ln>
-                  </pic:spPr>
-                </pic:pic>
-              </a:graphicData>
-            </a:graphic>
-            <wp14:sizeRelH relativeFrom="margin">
-              <wp14:pctWidth>0</wp14:pctWidth>
-            </wp14:sizeRelH>
-            <wp14:sizeRelV relativeFrom="margin">
-              <wp14:pctHeight>0</wp14:pctHeight>
-            </wp14:sizeRelV>
-          </wp:anchor>
-        </w:drawing>
-      </w:r>
-      <w:r>
-        <w:rPr>
-          <w:noProof/>
-        </w:rPr>
-        <w:drawing>
-          <wp:anchor distT="0" distB="0" distL="114300" distR="114300" simplePos="0" relativeHeight="251663360" behindDoc="0" locked="0" layoutInCell="1" allowOverlap="1" wp14:anchorId="30CBD451" wp14:editId="5476BF19">
-            <wp:simplePos x="0" y="0"/>
-            <wp:positionH relativeFrom="margin">
-              <wp:posOffset>129540</wp:posOffset>
-            </wp:positionH>
-            <wp:positionV relativeFrom="paragraph">
-              <wp:posOffset>198120</wp:posOffset>
-            </wp:positionV>
-            <wp:extent cx="1927860" cy="1385649"/>
-            <wp:effectExtent l="0" t="0" r="0" b="5080"/>
-            <wp:wrapNone/>
-            <wp:docPr id="845593770" name="Picture 4"/>
-            <wp:cNvGraphicFramePr>
-              <a:graphicFrameLocks xmlns:a="http://schemas.openxmlformats.org/drawingml/2006/main" noChangeAspect="1"/>
-            </wp:cNvGraphicFramePr>
-            <a:graphic xmlns:a="http://schemas.openxmlformats.org/drawingml/2006/main">
-              <a:graphicData uri="http://schemas.openxmlformats.org/drawingml/2006/picture">
-                <pic:pic xmlns:pic="http://schemas.openxmlformats.org/drawingml/2006/picture">
-                  <pic:nvPicPr>
-                    <pic:cNvPr id="0" name="Picture 1"/>
-                    <pic:cNvPicPr>
-                      <a:picLocks noChangeAspect="1" noChangeArrowheads="1"/>
-                    </pic:cNvPicPr>
-                  </pic:nvPicPr>
-                  <pic:blipFill>
-                    <a:blip r:embed="rId11" cstate="print">
-                      <a:extLst>
-                        <a:ext uri="{28A0092B-C50C-407E-A947-70E740481C1C}">
-                          <a14:useLocalDpi xmlns:a14="http://schemas.microsoft.com/office/drawing/2010/main" val="0"/>
-                        </a:ext>
-                      </a:extLst>
-                    </a:blip>
-                    <a:srcRect/>
-                    <a:stretch>
-                      <a:fillRect/>
-                    </a:stretch>
-                  </pic:blipFill>
-                  <pic:spPr bwMode="auto">
-                    <a:xfrm>
-                      <a:off x="0" y="0"/>
-                      <a:ext cx="1927860" cy="1385649"/>
-                    </a:xfrm>
-                    <a:prstGeom prst="rect">
-                      <a:avLst/>
-                    </a:prstGeom>
-                    <a:noFill/>
-                    <a:ln>
-                      <a:noFill/>
-                    </a:ln>
-                  </pic:spPr>
-                </pic:pic>
-              </a:graphicData>
-            </a:graphic>
-            <wp14:sizeRelH relativeFrom="margin">
-              <wp14:pctWidth>0</wp14:pctWidth>
-            </wp14:sizeRelH>
-            <wp14:sizeRelV relativeFrom="margin">
-              <wp14:pctHeight>0</wp14:pctHeight>
-            </wp14:sizeRelV>
-          </wp:anchor>
-        </w:drawing>
-      </w:r>
-    </w:p>
-    <w:p>
-      <w:pPr>
-        <w:spacing w:before="240" w:after="240"/>
-      </w:pPr>
-    </w:p>
-    <w:p>
-      <w:pPr>
-        <w:spacing w:before="240" w:after="240"/>
-      </w:pPr>
-    </w:p>
-    <w:p>
-      <w:pPr>
-        <w:spacing w:before="240" w:after="240"/>
-      </w:pPr>
-    </w:p>
-    <w:p>
-      <w:pPr>
-        <w:spacing w:before="240" w:after="240"/>
-      </w:pPr>
-      <w:r>
-        <w:rPr>
-          <w:noProof/>
-        </w:rPr>
-        <w:drawing>
-          <wp:anchor distT="0" distB="0" distL="114300" distR="114300" simplePos="0" relativeHeight="251672576" behindDoc="0" locked="0" layoutInCell="1" allowOverlap="1" wp14:anchorId="6CC77F41" wp14:editId="384988F6">
-            <wp:simplePos x="0" y="0"/>
-            <wp:positionH relativeFrom="margin">
-              <wp:posOffset>4170045</wp:posOffset>
-            </wp:positionH>
-            <wp:positionV relativeFrom="paragraph">
-              <wp:posOffset>1833245</wp:posOffset>
-            </wp:positionV>
-            <wp:extent cx="1890395" cy="1288415"/>
-            <wp:effectExtent l="0" t="0" r="0" b="6985"/>
-            <wp:wrapSquare wrapText="bothSides"/>
-            <wp:docPr id="1816870802" name="Picture 14"/>
-            <wp:cNvGraphicFramePr>
-              <a:graphicFrameLocks xmlns:a="http://schemas.openxmlformats.org/drawingml/2006/main" noChangeAspect="1"/>
-            </wp:cNvGraphicFramePr>
-            <a:graphic xmlns:a="http://schemas.openxmlformats.org/drawingml/2006/main">
-              <a:graphicData uri="http://schemas.openxmlformats.org/drawingml/2006/picture">
-                <pic:pic xmlns:pic="http://schemas.openxmlformats.org/drawingml/2006/picture">
-                  <pic:nvPicPr>
-                    <pic:cNvPr id="0" name="Picture 11"/>
-                    <pic:cNvPicPr>
-                      <a:picLocks noChangeAspect="1" noChangeArrowheads="1"/>
-                    </pic:cNvPicPr>
-                  </pic:nvPicPr>
-                  <pic:blipFill>
-                    <a:blip r:embed="rId12" cstate="print">
-                      <a:extLst>
-                        <a:ext uri="{28A0092B-C50C-407E-A947-70E740481C1C}">
-                          <a14:useLocalDpi xmlns:a14="http://schemas.microsoft.com/office/drawing/2010/main" val="0"/>
-                        </a:ext>
-                      </a:extLst>
-                    </a:blip>
-                    <a:srcRect/>
-                    <a:stretch>
-                      <a:fillRect/>
-                    </a:stretch>
-                  </pic:blipFill>
-                  <pic:spPr bwMode="auto">
-                    <a:xfrm>
-                      <a:off x="0" y="0"/>
-                      <a:ext cx="1890395" cy="1288415"/>
-                    </a:xfrm>
-                    <a:prstGeom prst="rect">
-                      <a:avLst/>
-                    </a:prstGeom>
-                    <a:noFill/>
-                    <a:ln>
-                      <a:noFill/>
-                    </a:ln>
-                  </pic:spPr>
-                </pic:pic>
-              </a:graphicData>
-            </a:graphic>
-            <wp14:sizeRelH relativeFrom="margin">
-              <wp14:pctWidth>0</wp14:pctWidth>
-            </wp14:sizeRelH>
-            <wp14:sizeRelV relativeFrom="margin">
-              <wp14:pctHeight>0</wp14:pctHeight>
-            </wp14:sizeRelV>
-          </wp:anchor>
-        </w:drawing>
-      </w:r>
-      <w:r>
-        <w:rPr>
-          <w:noProof/>
-        </w:rPr>
-        <w:drawing>
-          <wp:anchor distT="0" distB="0" distL="114300" distR="114300" simplePos="0" relativeHeight="251671552" behindDoc="0" locked="0" layoutInCell="1" allowOverlap="1" wp14:anchorId="6AF17E2A" wp14:editId="11CF1409">
-            <wp:simplePos x="0" y="0"/>
-            <wp:positionH relativeFrom="margin">
-              <wp:posOffset>2202815</wp:posOffset>
-            </wp:positionH>
-            <wp:positionV relativeFrom="paragraph">
-              <wp:posOffset>1805305</wp:posOffset>
-            </wp:positionV>
-            <wp:extent cx="1828800" cy="1308735"/>
-            <wp:effectExtent l="0" t="0" r="0" b="5715"/>
-            <wp:wrapSquare wrapText="bothSides"/>
-            <wp:docPr id="913172900" name="Picture 13"/>
-            <wp:cNvGraphicFramePr>
-              <a:graphicFrameLocks xmlns:a="http://schemas.openxmlformats.org/drawingml/2006/main" noChangeAspect="1"/>
-            </wp:cNvGraphicFramePr>
-            <a:graphic xmlns:a="http://schemas.openxmlformats.org/drawingml/2006/main">
-              <a:graphicData uri="http://schemas.openxmlformats.org/drawingml/2006/picture">
-                <pic:pic xmlns:pic="http://schemas.openxmlformats.org/drawingml/2006/picture">
-                  <pic:nvPicPr>
-                    <pic:cNvPr id="0" name="Picture 10"/>
-                    <pic:cNvPicPr>
-                      <a:picLocks noChangeAspect="1" noChangeArrowheads="1"/>
-                    </pic:cNvPicPr>
-                  </pic:nvPicPr>
-                  <pic:blipFill>
-                    <a:blip r:embed="rId13" cstate="print">
-                      <a:extLst>
-                        <a:ext uri="{28A0092B-C50C-407E-A947-70E740481C1C}">
-                          <a14:useLocalDpi xmlns:a14="http://schemas.microsoft.com/office/drawing/2010/main" val="0"/>
-                        </a:ext>
-                      </a:extLst>
-                    </a:blip>
-                    <a:srcRect/>
-                    <a:stretch>
-                      <a:fillRect/>
-                    </a:stretch>
-                  </pic:blipFill>
-                  <pic:spPr bwMode="auto">
-                    <a:xfrm>
-                      <a:off x="0" y="0"/>
-                      <a:ext cx="1828800" cy="1308735"/>
-                    </a:xfrm>
-                    <a:prstGeom prst="rect">
-                      <a:avLst/>
-                    </a:prstGeom>
-                    <a:noFill/>
-                    <a:ln>
-                      <a:noFill/>
-                    </a:ln>
-                  </pic:spPr>
-                </pic:pic>
-              </a:graphicData>
-            </a:graphic>
-            <wp14:sizeRelH relativeFrom="margin">
-              <wp14:pctWidth>0</wp14:pctWidth>
-            </wp14:sizeRelH>
-            <wp14:sizeRelV relativeFrom="margin">
-              <wp14:pctHeight>0</wp14:pctHeight>
-            </wp14:sizeRelV>
-          </wp:anchor>
-        </w:drawing>
-      </w:r>
-      <w:r>
-        <w:rPr>
-          <w:noProof/>
-        </w:rPr>
-        <w:drawing>
-          <wp:anchor distT="0" distB="0" distL="114300" distR="114300" simplePos="0" relativeHeight="251669504" behindDoc="0" locked="0" layoutInCell="1" allowOverlap="1" wp14:anchorId="02ECFDAC" wp14:editId="56659341">
-            <wp:simplePos x="0" y="0"/>
-            <wp:positionH relativeFrom="column">
-              <wp:posOffset>4152900</wp:posOffset>
-            </wp:positionH>
-            <wp:positionV relativeFrom="paragraph">
-              <wp:posOffset>342900</wp:posOffset>
-            </wp:positionV>
-            <wp:extent cx="1897380" cy="1282700"/>
-            <wp:effectExtent l="0" t="0" r="7620" b="0"/>
-            <wp:wrapSquare wrapText="bothSides"/>
-            <wp:docPr id="582458847" name="Picture 11"/>
-            <wp:cNvGraphicFramePr>
-              <a:graphicFrameLocks xmlns:a="http://schemas.openxmlformats.org/drawingml/2006/main" noChangeAspect="1"/>
-            </wp:cNvGraphicFramePr>
-            <a:graphic xmlns:a="http://schemas.openxmlformats.org/drawingml/2006/main">
-              <a:graphicData uri="http://schemas.openxmlformats.org/drawingml/2006/picture">
-                <pic:pic xmlns:pic="http://schemas.openxmlformats.org/drawingml/2006/picture">
-                  <pic:nvPicPr>
-                    <pic:cNvPr id="0" name="Picture 8"/>
-                    <pic:cNvPicPr>
-                      <a:picLocks noChangeAspect="1" noChangeArrowheads="1"/>
-                    </pic:cNvPicPr>
-                  </pic:nvPicPr>
-                  <pic:blipFill>
-                    <a:blip r:embed="rId14" cstate="print">
-                      <a:extLst>
-                        <a:ext uri="{28A0092B-C50C-407E-A947-70E740481C1C}">
-                          <a14:useLocalDpi xmlns:a14="http://schemas.microsoft.com/office/drawing/2010/main" val="0"/>
-                        </a:ext>
-                      </a:extLst>
-                    </a:blip>
-                    <a:srcRect/>
-                    <a:stretch>
-                      <a:fillRect/>
-                    </a:stretch>
-                  </pic:blipFill>
-                  <pic:spPr bwMode="auto">
-                    <a:xfrm>
-                      <a:off x="0" y="0"/>
-                      <a:ext cx="1897380" cy="1282700"/>
-                    </a:xfrm>
-                    <a:prstGeom prst="rect">
-                      <a:avLst/>
-                    </a:prstGeom>
-                    <a:noFill/>
-                    <a:ln>
-                      <a:noFill/>
-                    </a:ln>
-                  </pic:spPr>
-                </pic:pic>
-              </a:graphicData>
-            </a:graphic>
-            <wp14:sizeRelH relativeFrom="margin">
-              <wp14:pctWidth>0</wp14:pctWidth>
-            </wp14:sizeRelH>
-            <wp14:sizeRelV relativeFrom="margin">
-              <wp14:pctHeight>0</wp14:pctHeight>
-            </wp14:sizeRelV>
-          </wp:anchor>
-        </w:drawing>
-      </w:r>
-      <w:r>
-        <w:rPr>
-          <w:b/>
-          <w:bCs/>
-          <w:noProof/>
-          <w:u w:val="single"/>
-        </w:rPr>
-        <w:drawing>
-          <wp:anchor distT="0" distB="0" distL="114300" distR="114300" simplePos="0" relativeHeight="251667456" behindDoc="0" locked="0" layoutInCell="1" allowOverlap="1" wp14:anchorId="2BBFB5A3" wp14:editId="5FBC4382">
-            <wp:simplePos x="0" y="0"/>
-            <wp:positionH relativeFrom="column">
-              <wp:posOffset>129540</wp:posOffset>
-            </wp:positionH>
-            <wp:positionV relativeFrom="paragraph">
-              <wp:posOffset>330200</wp:posOffset>
-            </wp:positionV>
-            <wp:extent cx="1905000" cy="1365250"/>
-            <wp:effectExtent l="0" t="0" r="0" b="6350"/>
-            <wp:wrapSquare wrapText="bothSides"/>
-            <wp:docPr id="1223530197" name="Picture 7"/>
-            <wp:cNvGraphicFramePr>
-              <a:graphicFrameLocks xmlns:a="http://schemas.openxmlformats.org/drawingml/2006/main" noChangeAspect="1"/>
-            </wp:cNvGraphicFramePr>
-            <a:graphic xmlns:a="http://schemas.openxmlformats.org/drawingml/2006/main">
-              <a:graphicData uri="http://schemas.openxmlformats.org/drawingml/2006/picture">
-                <pic:pic xmlns:pic="http://schemas.openxmlformats.org/drawingml/2006/picture">
-                  <pic:nvPicPr>
-                    <pic:cNvPr id="0" name="Picture 4"/>
-                    <pic:cNvPicPr>
-                      <a:picLocks noChangeAspect="1" noChangeArrowheads="1"/>
-                    </pic:cNvPicPr>
-                  </pic:nvPicPr>
-                  <pic:blipFill>
-                    <a:blip r:embed="rId15" cstate="print">
-                      <a:extLst>
-                        <a:ext uri="{28A0092B-C50C-407E-A947-70E740481C1C}">
-                          <a14:useLocalDpi xmlns:a14="http://schemas.microsoft.com/office/drawing/2010/main" val="0"/>
-                        </a:ext>
-                      </a:extLst>
-                    </a:blip>
-                    <a:srcRect/>
-                    <a:stretch>
-                      <a:fillRect/>
-                    </a:stretch>
-                  </pic:blipFill>
-                  <pic:spPr bwMode="auto">
-                    <a:xfrm>
-                      <a:off x="0" y="0"/>
-                      <a:ext cx="1905000" cy="1365250"/>
-                    </a:xfrm>
-                    <a:prstGeom prst="rect">
-                      <a:avLst/>
-                    </a:prstGeom>
-                    <a:noFill/>
-                    <a:ln>
-                      <a:noFill/>
-                    </a:ln>
-                  </pic:spPr>
-                </pic:pic>
-              </a:graphicData>
-            </a:graphic>
-            <wp14:sizeRelH relativeFrom="margin">
-              <wp14:pctWidth>0</wp14:pctWidth>
-            </wp14:sizeRelH>
-            <wp14:sizeRelV relativeFrom="margin">
-              <wp14:pctHeight>0</wp14:pctHeight>
-            </wp14:sizeRelV>
-          </wp:anchor>
-        </w:drawing>
-      </w:r>
-    </w:p>
-    <w:p>
-      <w:pPr>
-        <w:rPr>
-          <w:rFonts w:ascii="Times New Roman" w:hAnsi="Times New Roman" w:cs="Times New Roman"/>
-          <w:b/>
-          <w:color w:val="F3F3F3"/>
-          <w:sz w:val="32"/>
-          <w:szCs w:val="32"/>
-        </w:rPr>
-      </w:pPr>
-      <w:r>
-        <w:rPr>
-          <w:noProof/>
-        </w:rPr>
-        <w:drawing>
-          <wp:anchor distT="0" distB="0" distL="114300" distR="114300" simplePos="0" relativeHeight="251670528" behindDoc="0" locked="0" layoutInCell="1" allowOverlap="1" wp14:anchorId="21EE86DE" wp14:editId="65C5C9B8">
-            <wp:simplePos x="0" y="0"/>
-            <wp:positionH relativeFrom="margin">
-              <wp:posOffset>159212</wp:posOffset>
-            </wp:positionH>
-            <wp:positionV relativeFrom="paragraph">
-              <wp:posOffset>1454207</wp:posOffset>
-            </wp:positionV>
-            <wp:extent cx="1870075" cy="1330325"/>
-            <wp:effectExtent l="0" t="0" r="0" b="3175"/>
-            <wp:wrapSquare wrapText="bothSides"/>
-            <wp:docPr id="1989196365" name="Picture 12"/>
-            <wp:cNvGraphicFramePr>
-              <a:graphicFrameLocks xmlns:a="http://schemas.openxmlformats.org/drawingml/2006/main" noChangeAspect="1"/>
-            </wp:cNvGraphicFramePr>
-            <a:graphic xmlns:a="http://schemas.openxmlformats.org/drawingml/2006/main">
-              <a:graphicData uri="http://schemas.openxmlformats.org/drawingml/2006/picture">
-                <pic:pic xmlns:pic="http://schemas.openxmlformats.org/drawingml/2006/picture">
-                  <pic:nvPicPr>
-                    <pic:cNvPr id="0" name="Picture 9"/>
-                    <pic:cNvPicPr>
-                      <a:picLocks noChangeAspect="1" noChangeArrowheads="1"/>
-                    </pic:cNvPicPr>
-                  </pic:nvPicPr>
-                  <pic:blipFill>
-                    <a:blip r:embed="rId16" cstate="print">
-                      <a:extLst>
-                        <a:ext uri="{28A0092B-C50C-407E-A947-70E740481C1C}">
-                          <a14:useLocalDpi xmlns:a14="http://schemas.microsoft.com/office/drawing/2010/main" val="0"/>
-                        </a:ext>
-                      </a:extLst>
-                    </a:blip>
-                    <a:srcRect/>
-                    <a:stretch>
-                      <a:fillRect/>
-                    </a:stretch>
-                  </pic:blipFill>
-                  <pic:spPr bwMode="auto">
-                    <a:xfrm>
-                      <a:off x="0" y="0"/>
-                      <a:ext cx="1870075" cy="1330325"/>
-                    </a:xfrm>
-                    <a:prstGeom prst="rect">
-                      <a:avLst/>
-                    </a:prstGeom>
-                    <a:noFill/>
-                    <a:ln>
-                      <a:noFill/>
-                    </a:ln>
-                  </pic:spPr>
-                </pic:pic>
-              </a:graphicData>
-            </a:graphic>
-            <wp14:sizeRelH relativeFrom="margin">
-              <wp14:pctWidth>0</wp14:pctWidth>
-            </wp14:sizeRelH>
-            <wp14:sizeRelV relativeFrom="margin">
-              <wp14:pctHeight>0</wp14:pctHeight>
-            </wp14:sizeRelV>
-          </wp:anchor>
-        </w:drawing>
-      </w:r>
-      <w:r>
-        <w:rPr>
-          <w:noProof/>
-        </w:rPr>
-        <w:drawing>
-          <wp:anchor distT="0" distB="0" distL="114300" distR="114300" simplePos="0" relativeHeight="251668480" behindDoc="0" locked="0" layoutInCell="1" allowOverlap="1" wp14:anchorId="42555FC5" wp14:editId="5B8E3175">
-            <wp:simplePos x="0" y="0"/>
-            <wp:positionH relativeFrom="column">
-              <wp:posOffset>2156460</wp:posOffset>
-            </wp:positionH>
-            <wp:positionV relativeFrom="paragraph">
-              <wp:posOffset>8255</wp:posOffset>
-            </wp:positionV>
-            <wp:extent cx="1897380" cy="1310640"/>
-            <wp:effectExtent l="0" t="0" r="7620" b="3810"/>
-            <wp:wrapSquare wrapText="bothSides"/>
-            <wp:docPr id="1337946952" name="Picture 10"/>
-            <wp:cNvGraphicFramePr>
-              <a:graphicFrameLocks xmlns:a="http://schemas.openxmlformats.org/drawingml/2006/main" noChangeAspect="1"/>
-            </wp:cNvGraphicFramePr>
-            <a:graphic xmlns:a="http://schemas.openxmlformats.org/drawingml/2006/main">
-              <a:graphicData uri="http://schemas.openxmlformats.org/drawingml/2006/picture">
-                <pic:pic xmlns:pic="http://schemas.openxmlformats.org/drawingml/2006/picture">
-                  <pic:nvPicPr>
-                    <pic:cNvPr id="0" name="Picture 7"/>
-                    <pic:cNvPicPr>
-                      <a:picLocks noChangeAspect="1" noChangeArrowheads="1"/>
-                    </pic:cNvPicPr>
-                  </pic:nvPicPr>
-                  <pic:blipFill>
-                    <a:blip r:embed="rId17" cstate="print">
-                      <a:extLst>
-                        <a:ext uri="{28A0092B-C50C-407E-A947-70E740481C1C}">
-                          <a14:useLocalDpi xmlns:a14="http://schemas.microsoft.com/office/drawing/2010/main" val="0"/>
-                        </a:ext>
-                      </a:extLst>
-                    </a:blip>
-                    <a:srcRect/>
-                    <a:stretch>
-                      <a:fillRect/>
-                    </a:stretch>
-                  </pic:blipFill>
-                  <pic:spPr bwMode="auto">
-                    <a:xfrm>
-                      <a:off x="0" y="0"/>
-                      <a:ext cx="1897380" cy="1310640"/>
-                    </a:xfrm>
-                    <a:prstGeom prst="rect">
-                      <a:avLst/>
-                    </a:prstGeom>
-                    <a:noFill/>
-                    <a:ln>
-                      <a:noFill/>
-                    </a:ln>
-                  </pic:spPr>
-                </pic:pic>
-              </a:graphicData>
-            </a:graphic>
-            <wp14:sizeRelH relativeFrom="margin">
-              <wp14:pctWidth>0</wp14:pctWidth>
-            </wp14:sizeRelH>
-            <wp14:sizeRelV relativeFrom="margin">
-              <wp14:pctHeight>0</wp14:pctHeight>
-            </wp14:sizeRelV>
-          </wp:anchor>
-        </w:drawing>
-      </w:r>
-      <w:r>
-        <w:rPr>
-          <w:b/>
-        </w:rPr>
-        <w:t xml:space="preserve">                        </w:t>
-      </w:r>
-    </w:p>
-    <w:p>
-      <w:r>
-        <w:rPr>
-          <w:b/>
-          <w:noProof/>
-          <w:u w:val="single"/>
-        </w:rPr>
-        <w:drawing>
-          <wp:anchor distT="0" distB="0" distL="114300" distR="114300" simplePos="0" relativeHeight="251674624" behindDoc="1" locked="0" layoutInCell="1" allowOverlap="1" wp14:anchorId="1E3BCC72" wp14:editId="1F91E0EB">
-            <wp:simplePos x="0" y="0"/>
-            <wp:positionH relativeFrom="margin">
-              <wp:posOffset>129540</wp:posOffset>
-            </wp:positionH>
-            <wp:positionV relativeFrom="paragraph">
-              <wp:posOffset>5080</wp:posOffset>
-            </wp:positionV>
-            <wp:extent cx="1988820" cy="1525905"/>
-            <wp:effectExtent l="0" t="0" r="0" b="0"/>
-            <wp:wrapSquare wrapText="bothSides"/>
-            <wp:docPr id="478169287" name="Picture 4"/>
-            <wp:cNvGraphicFramePr>
-              <a:graphicFrameLocks xmlns:a="http://schemas.openxmlformats.org/drawingml/2006/main" noChangeAspect="1"/>
-            </wp:cNvGraphicFramePr>
-            <a:graphic xmlns:a="http://schemas.openxmlformats.org/drawingml/2006/main">
-              <a:graphicData uri="http://schemas.openxmlformats.org/drawingml/2006/picture">
-                <pic:pic xmlns:pic="http://schemas.openxmlformats.org/drawingml/2006/picture">
-                  <pic:nvPicPr>
-                    <pic:cNvPr id="0" name="Picture 1"/>
-                    <pic:cNvPicPr>
-                      <a:picLocks noChangeAspect="1" noChangeArrowheads="1"/>
-                    </pic:cNvPicPr>
-                  </pic:nvPicPr>
-                  <pic:blipFill>
-                    <a:blip r:embed="rId18" cstate="print">
-                      <a:extLst>
-                        <a:ext uri="{28A0092B-C50C-407E-A947-70E740481C1C}">
-                          <a14:useLocalDpi xmlns:a14="http://schemas.microsoft.com/office/drawing/2010/main" val="0"/>
-                        </a:ext>
-                      </a:extLst>
-                    </a:blip>
-                    <a:srcRect/>
-                    <a:stretch>
-                      <a:fillRect/>
-                    </a:stretch>
-                  </pic:blipFill>
-                  <pic:spPr bwMode="auto">
-                    <a:xfrm>
-                      <a:off x="0" y="0"/>
-                      <a:ext cx="1988820" cy="1525905"/>
-                    </a:xfrm>
-                    <a:prstGeom prst="rect">
-                      <a:avLst/>
-                    </a:prstGeom>
-                    <a:noFill/>
-                    <a:ln>
-                      <a:noFill/>
-                    </a:ln>
-                  </pic:spPr>
-                </pic:pic>
-              </a:graphicData>
-            </a:graphic>
-            <wp14:sizeRelH relativeFrom="margin">
-              <wp14:pctWidth>0</wp14:pctWidth>
-            </wp14:sizeRelH>
-            <wp14:sizeRelV relativeFrom="margin">
-              <wp14:pctHeight>0</wp14:pctHeight>
-            </wp14:sizeRelV>
-          </wp:anchor>
-        </w:drawing>
-      </w:r>
-    </w:p>
-    <w:p>
-      <w:r>
-        <w:t xml:space="preserve">                        </w:t>
-      </w:r>
-    </w:p>
-    <w:p>
-      <w:r>
-        <w:t xml:space="preserve">                          </w:t>
-      </w:r>
-    </w:p>
-    <w:p/>
-    <w:p/>
-    <w:p/>
-    <w:p/>
-    <w:p/>
-    <w:p/>
-    <w:p/>
-    <w:p/>
-    <w:p/>
-    <w:p/>
-    <w:p/>
-    <w:p/>
-    <w:p/>
-    <w:p/>
-    <w:p/>
-    <w:p/>
-    <w:p/>
-    <w:p/>
-    <w:p/>
-    <w:p/>
-    <w:p/>
-    <w:p/>
-    <w:p/>
-    <w:p/>
-    <w:p/>
-    <w:p/>
-    <w:p/>
-    <w:p/>
-    <w:p/>
-    <w:p/>
-    <w:p/>
-    <w:p/>
-    <w:p/>
     <w:p/>
     <w:p/>
     <w:p/>
@@ -3189,7 +2401,7 @@
     <w:p/>
     <w:p/>
     <w:sectPr>
-      <w:headerReference w:type="default" r:id="rId19"/>
+      <w:headerReference w:type="default" r:id="rId9"/>
       <w:pgSz w:w="12240" w:h="15840"/>
       <w:pgMar w:top="1440" w:right="1440" w:bottom="1440" w:left="1440" w:header="720" w:footer="720" w:gutter="0"/>
       <w:pgBorders w:offsetFrom="page">
